--- a/policies/build/sop_record_masters/FMS/Records/FMS.4_Record_03_alternate_gas_and_vacuum_source_functioning-test_record.docx
+++ b/policies/build/sop_record_masters/FMS/Records/FMS.4_Record_03_alternate_gas_and_vacuum_source_functioning-test_record.docx
@@ -141,7 +141,22 @@
         <w:pStyle w:val="ListParagraph"/>
       </w:pPr>
       <w:r>
-        <w:t>• Department of Health, Estates and Facilities Division. (2006). Medical Gas Pipeline Systems (HTM).</w:t>
+        <w:t xml:space="preserve">• </w:t>
+      </w:r>
+      <w:r>
+        <w:t xml:space="preserve">Department of Health, Estates and Facilities Division. (2006). </w:t>
+      </w:r>
+      <w:hyperlink r:id="rId9">
+        <w:r>
+          <w:rPr>
+            <w:color w:val="0563C1"/>
+            <w:u w:val="single"/>
+          </w:rPr>
+          <w:t>Medical Gas Pipeline Systems (HTM 02-01)</w:t>
+        </w:r>
+      </w:hyperlink>
+      <w:r>
+        <w:t>.</w:t>
       </w:r>
     </w:p>
     <w:p/>
